--- a/data/resume/Justin_Traille.docx
+++ b/data/resume/Justin_Traille.docx
@@ -17,14 +17,14 @@
         <w:tblLook w:val="0000" w:noHBand="0" w:noVBand="0" w:firstColumn="0" w:lastRow="0" w:lastColumn="0" w:firstRow="0"/>
       </w:tblPr>
       <w:tblGrid>
-        <w:gridCol w:w="6499"/>
-        <w:gridCol w:w="4013"/>
+        <w:gridCol w:w="6498"/>
+        <w:gridCol w:w="4014"/>
       </w:tblGrid>
       <w:tr>
         <w:trPr/>
         <w:tc>
           <w:tcPr>
-            <w:tcW w:w="6499" w:type="dxa"/>
+            <w:tcW w:w="6498" w:type="dxa"/>
             <w:tcBorders/>
           </w:tcPr>
           <w:p>
@@ -149,6 +149,7 @@
               </w:rPr>
             </w:pPr>
             <w:r>
+              <w:rPr/>
               <w:t>Cloud Software Engineer with 5+ years of software engineering experience delivering enterprise cloud solutions using AWS, Python, Go, Terraform, Kubernetes, and modern cloud technologies. AWS Certified Solutions Architect – Professional with hands-on experience building AI-powered applications using Amazon Bedrock, AI agents, Retrieval-Augmented Generation (RAG), and cloud-native architectures through personal projects.</w:t>
             </w:r>
           </w:p>
@@ -273,7 +274,7 @@
               <w:pStyle w:val="ListParagraph"/>
               <w:numPr>
                 <w:ilvl w:val="0"/>
-                <w:numId w:val="3"/>
+                <w:numId w:val="4"/>
               </w:numPr>
               <w:spacing w:before="0" w:after="40"/>
               <w:rPr/>
@@ -293,7 +294,7 @@
               <w:pStyle w:val="ListParagraph"/>
               <w:numPr>
                 <w:ilvl w:val="0"/>
-                <w:numId w:val="1"/>
+                <w:numId w:val="2"/>
               </w:numPr>
               <w:spacing w:before="0" w:after="40"/>
               <w:rPr/>
@@ -313,7 +314,7 @@
               <w:pStyle w:val="ListParagraph"/>
               <w:numPr>
                 <w:ilvl w:val="0"/>
-                <w:numId w:val="1"/>
+                <w:numId w:val="2"/>
               </w:numPr>
               <w:spacing w:before="0" w:after="40"/>
               <w:rPr/>
@@ -333,7 +334,7 @@
               <w:pStyle w:val="ListParagraph"/>
               <w:numPr>
                 <w:ilvl w:val="0"/>
-                <w:numId w:val="1"/>
+                <w:numId w:val="2"/>
               </w:numPr>
               <w:spacing w:before="0" w:after="40"/>
               <w:rPr/>
@@ -353,7 +354,7 @@
               <w:pStyle w:val="ListParagraph"/>
               <w:numPr>
                 <w:ilvl w:val="0"/>
-                <w:numId w:val="1"/>
+                <w:numId w:val="2"/>
               </w:numPr>
               <w:spacing w:before="0" w:after="40"/>
               <w:rPr/>
@@ -407,7 +408,7 @@
               <w:pStyle w:val="ListParagraph"/>
               <w:numPr>
                 <w:ilvl w:val="0"/>
-                <w:numId w:val="1"/>
+                <w:numId w:val="2"/>
               </w:numPr>
               <w:spacing w:before="0" w:after="40"/>
               <w:rPr/>
@@ -427,7 +428,7 @@
               <w:pStyle w:val="ListParagraph"/>
               <w:numPr>
                 <w:ilvl w:val="0"/>
-                <w:numId w:val="1"/>
+                <w:numId w:val="2"/>
               </w:numPr>
               <w:spacing w:before="0" w:after="40"/>
               <w:rPr/>
@@ -447,7 +448,7 @@
               <w:pStyle w:val="ListParagraph"/>
               <w:numPr>
                 <w:ilvl w:val="0"/>
-                <w:numId w:val="1"/>
+                <w:numId w:val="2"/>
               </w:numPr>
               <w:spacing w:before="0" w:after="40"/>
               <w:rPr/>
@@ -467,7 +468,7 @@
               <w:pStyle w:val="ListParagraph"/>
               <w:numPr>
                 <w:ilvl w:val="0"/>
-                <w:numId w:val="1"/>
+                <w:numId w:val="2"/>
               </w:numPr>
               <w:spacing w:before="0" w:after="40"/>
               <w:rPr/>
@@ -521,7 +522,7 @@
               <w:pStyle w:val="ListParagraph"/>
               <w:numPr>
                 <w:ilvl w:val="0"/>
-                <w:numId w:val="1"/>
+                <w:numId w:val="2"/>
               </w:numPr>
               <w:spacing w:before="0" w:after="40"/>
               <w:rPr/>
@@ -541,7 +542,7 @@
               <w:pStyle w:val="ListParagraph"/>
               <w:numPr>
                 <w:ilvl w:val="0"/>
-                <w:numId w:val="1"/>
+                <w:numId w:val="2"/>
               </w:numPr>
               <w:spacing w:before="0" w:after="40"/>
               <w:rPr/>
@@ -561,7 +562,7 @@
               <w:pStyle w:val="ListParagraph"/>
               <w:numPr>
                 <w:ilvl w:val="0"/>
-                <w:numId w:val="1"/>
+                <w:numId w:val="2"/>
               </w:numPr>
               <w:spacing w:before="0" w:after="40"/>
               <w:rPr/>
@@ -581,7 +582,7 @@
               <w:pStyle w:val="ListParagraph"/>
               <w:numPr>
                 <w:ilvl w:val="0"/>
-                <w:numId w:val="1"/>
+                <w:numId w:val="2"/>
               </w:numPr>
               <w:spacing w:before="0" w:after="40"/>
               <w:rPr/>
@@ -601,10 +602,15 @@
               <w:pStyle w:val="ListParagraph"/>
               <w:numPr>
                 <w:ilvl w:val="0"/>
-                <w:numId w:val="1"/>
+                <w:numId w:val="2"/>
               </w:numPr>
               <w:spacing w:before="0" w:after="40"/>
-              <w:rPr/>
+              <w:rPr>
+                <w:rFonts w:ascii="Calibri" w:hAnsi="Calibri" w:eastAsia="Calibri" w:cs="Calibri"/>
+                <w:color w:val="1A1A1A"/>
+                <w:sz w:val="18"/>
+                <w:szCs w:val="18"/>
+              </w:rPr>
             </w:pPr>
             <w:r>
               <w:rPr>
@@ -614,6 +620,46 @@
                 <w:szCs w:val="18"/>
               </w:rPr>
               <w:t>Audited Go dependencies, remediated technical debt, and developed Go unit tests</w:t>
+            </w:r>
+          </w:p>
+          <w:p>
+            <w:pPr>
+              <w:pStyle w:val="ListParagraph"/>
+              <w:spacing w:before="0" w:after="40"/>
+              <w:rPr>
+                <w:rFonts w:ascii="Calibri" w:hAnsi="Calibri" w:eastAsia="Calibri" w:cs="Calibri"/>
+                <w:color w:val="1A1A1A"/>
+                <w:sz w:val="18"/>
+                <w:szCs w:val="18"/>
+              </w:rPr>
+            </w:pPr>
+            <w:r>
+              <w:rPr>
+                <w:rFonts w:eastAsia="Calibri" w:cs="Calibri" w:ascii="Calibri" w:hAnsi="Calibri"/>
+                <w:color w:val="1A1A1A"/>
+                <w:sz w:val="18"/>
+                <w:szCs w:val="18"/>
+              </w:rPr>
+            </w:r>
+          </w:p>
+          <w:p>
+            <w:pPr>
+              <w:pStyle w:val="ListParagraph"/>
+              <w:spacing w:before="0" w:after="40"/>
+              <w:rPr>
+                <w:rFonts w:ascii="Calibri" w:hAnsi="Calibri" w:eastAsia="Calibri" w:cs="Calibri"/>
+                <w:color w:val="1A1A1A"/>
+                <w:sz w:val="18"/>
+                <w:szCs w:val="18"/>
+              </w:rPr>
+            </w:pPr>
+            <w:r>
+              <w:rPr>
+                <w:rFonts w:eastAsia="Calibri" w:cs="Calibri" w:ascii="Calibri" w:hAnsi="Calibri"/>
+                <w:color w:val="1A1A1A"/>
+                <w:sz w:val="18"/>
+                <w:szCs w:val="18"/>
+              </w:rPr>
             </w:r>
           </w:p>
           <w:p>
@@ -655,7 +701,7 @@
               <w:pStyle w:val="ListParagraph"/>
               <w:numPr>
                 <w:ilvl w:val="0"/>
-                <w:numId w:val="1"/>
+                <w:numId w:val="2"/>
               </w:numPr>
               <w:spacing w:before="0" w:after="40"/>
               <w:rPr/>
@@ -675,7 +721,7 @@
               <w:pStyle w:val="ListParagraph"/>
               <w:numPr>
                 <w:ilvl w:val="0"/>
-                <w:numId w:val="1"/>
+                <w:numId w:val="2"/>
               </w:numPr>
               <w:spacing w:before="0" w:after="40"/>
               <w:rPr/>
@@ -695,7 +741,7 @@
               <w:pStyle w:val="ListParagraph"/>
               <w:numPr>
                 <w:ilvl w:val="0"/>
-                <w:numId w:val="1"/>
+                <w:numId w:val="2"/>
               </w:numPr>
               <w:spacing w:before="0" w:after="40"/>
               <w:rPr/>
@@ -715,7 +761,7 @@
               <w:pStyle w:val="ListParagraph"/>
               <w:numPr>
                 <w:ilvl w:val="0"/>
-                <w:numId w:val="1"/>
+                <w:numId w:val="2"/>
               </w:numPr>
               <w:spacing w:before="0" w:after="40"/>
               <w:rPr/>
@@ -735,7 +781,7 @@
               <w:pStyle w:val="ListParagraph"/>
               <w:numPr>
                 <w:ilvl w:val="0"/>
-                <w:numId w:val="1"/>
+                <w:numId w:val="2"/>
               </w:numPr>
               <w:spacing w:before="0" w:after="40"/>
               <w:rPr/>
@@ -787,7 +833,7 @@
               <w:pStyle w:val="ListParagraph"/>
               <w:numPr>
                 <w:ilvl w:val="0"/>
-                <w:numId w:val="1"/>
+                <w:numId w:val="2"/>
               </w:numPr>
               <w:spacing w:before="0" w:after="40"/>
               <w:rPr>
@@ -812,7 +858,7 @@
               <w:pStyle w:val="ListParagraph"/>
               <w:numPr>
                 <w:ilvl w:val="0"/>
-                <w:numId w:val="1"/>
+                <w:numId w:val="2"/>
               </w:numPr>
               <w:spacing w:before="0" w:after="40"/>
               <w:rPr>
@@ -837,7 +883,7 @@
               <w:pStyle w:val="ListParagraph"/>
               <w:numPr>
                 <w:ilvl w:val="0"/>
-                <w:numId w:val="1"/>
+                <w:numId w:val="2"/>
               </w:numPr>
               <w:spacing w:before="0" w:after="40"/>
               <w:rPr>
@@ -862,7 +908,7 @@
               <w:pStyle w:val="ListParagraph"/>
               <w:numPr>
                 <w:ilvl w:val="0"/>
-                <w:numId w:val="1"/>
+                <w:numId w:val="2"/>
               </w:numPr>
               <w:spacing w:before="0" w:after="40"/>
               <w:rPr>
@@ -887,7 +933,7 @@
               <w:pStyle w:val="ListParagraph"/>
               <w:numPr>
                 <w:ilvl w:val="0"/>
-                <w:numId w:val="1"/>
+                <w:numId w:val="2"/>
               </w:numPr>
               <w:spacing w:before="0" w:after="40"/>
               <w:rPr>
@@ -912,7 +958,7 @@
               <w:pStyle w:val="ListParagraph"/>
               <w:numPr>
                 <w:ilvl w:val="0"/>
-                <w:numId w:val="1"/>
+                <w:numId w:val="2"/>
               </w:numPr>
               <w:spacing w:before="0" w:after="40"/>
               <w:rPr>
@@ -1167,7 +1213,7 @@
         </w:tc>
         <w:tc>
           <w:tcPr>
-            <w:tcW w:w="4013" w:type="dxa"/>
+            <w:tcW w:w="4014" w:type="dxa"/>
             <w:tcBorders/>
             <w:tcMar>
               <w:start w:w="200" w:type="dxa"/>
@@ -1249,9 +1295,18 @@
           <w:p>
             <w:pPr>
               <w:pStyle w:val="Normal"/>
-              <w:rPr/>
-            </w:pPr>
-            <w:r>
+              <w:rPr>
+                <w:rFonts w:ascii="Calibri" w:hAnsi="Calibri"/>
+                <w:sz w:val="17"/>
+                <w:szCs w:val="17"/>
+              </w:rPr>
+            </w:pPr>
+            <w:r>
+              <w:rPr>
+                <w:rFonts w:ascii="Calibri" w:hAnsi="Calibri"/>
+                <w:sz w:val="17"/>
+                <w:szCs w:val="17"/>
+              </w:rPr>
               <w:t>Led the first successful migration of Amazon Aurora PostgreSQL Global Clusters to Terraform-managed Infrastructure as Code.</w:t>
             </w:r>
           </w:p>
@@ -1309,9 +1364,16 @@
           <w:p>
             <w:pPr>
               <w:pStyle w:val="Normal"/>
-              <w:rPr/>
-            </w:pPr>
-            <w:r>
+              <w:rPr>
+                <w:sz w:val="17"/>
+                <w:szCs w:val="17"/>
+              </w:rPr>
+            </w:pPr>
+            <w:r>
+              <w:rPr>
+                <w:sz w:val="17"/>
+                <w:szCs w:val="17"/>
+              </w:rPr>
               <w:t>Built AI-driven cloud automation that reduced incident investigation time from over 60 minutes to approximately 15 minutes.</w:t>
             </w:r>
           </w:p>
@@ -1371,43 +1433,7 @@
                 <w:sz w:val="17"/>
                 <w:szCs w:val="17"/>
               </w:rPr>
-              <w:t xml:space="preserve">Python </w:t>
-            </w:r>
-            <w:r>
-              <w:rPr>
-                <w:rFonts w:eastAsia="Calibri" w:cs="Calibri" w:ascii="Calibri" w:hAnsi="Calibri"/>
-                <w:color w:val="1A1A1A"/>
-                <w:sz w:val="17"/>
-                <w:szCs w:val="17"/>
-              </w:rPr>
-              <w:t>(Primary)</w:t>
-            </w:r>
-            <w:r>
-              <w:rPr>
-                <w:rFonts w:eastAsia="Calibri" w:cs="Calibri" w:ascii="Calibri" w:hAnsi="Calibri"/>
-                <w:color w:val="1A1A1A"/>
-                <w:sz w:val="17"/>
-                <w:szCs w:val="17"/>
-              </w:rPr>
-              <w:t xml:space="preserve">, Go </w:t>
-            </w:r>
-            <w:r>
-              <w:rPr>
-                <w:rFonts w:eastAsia="Calibri" w:cs="Calibri" w:ascii="Calibri" w:hAnsi="Calibri"/>
-                <w:color w:val="1A1A1A"/>
-                <w:sz w:val="17"/>
-                <w:szCs w:val="17"/>
-              </w:rPr>
-              <w:t>(Primary)</w:t>
-            </w:r>
-            <w:r>
-              <w:rPr>
-                <w:rFonts w:eastAsia="Calibri" w:cs="Calibri" w:ascii="Calibri" w:hAnsi="Calibri"/>
-                <w:color w:val="1A1A1A"/>
-                <w:sz w:val="17"/>
-                <w:szCs w:val="17"/>
-              </w:rPr>
-              <w:t>, JavaScript</w:t>
+              <w:t>Python (Primary), Go (Primary), JavaScript</w:t>
             </w:r>
           </w:p>
           <w:p>
@@ -1475,7 +1501,16 @@
                 <w:sz w:val="17"/>
                 <w:szCs w:val="17"/>
               </w:rPr>
-              <w:t>Terraform, HCP Terraform, Kubernetes, Helm, Docker, Linux, CI/CD, Git</w:t>
+              <w:t xml:space="preserve">Terraform, HCP Terraform, Kubernetes, Helm, Docker, Linux, CI/CD, Git, </w:t>
+            </w:r>
+            <w:r>
+              <w:rPr>
+                <w:rFonts w:eastAsia="Calibri" w:cs="Calibri" w:ascii="Calibri" w:hAnsi="Calibri"/>
+                <w:color w:val="1A1A1A"/>
+                <w:sz w:val="17"/>
+                <w:szCs w:val="17"/>
+              </w:rPr>
+              <w:t>ECS Fargate</w:t>
             </w:r>
           </w:p>
           <w:p>
@@ -1500,10 +1535,24 @@
             <w:pPr>
               <w:pStyle w:val="Normal"/>
               <w:spacing w:before="0" w:after="60"/>
-              <w:rPr/>
-            </w:pPr>
-            <w:r>
-              <w:t>AWS Bedrock, LangChain, LangGraph, AI Agents, Retrieval-Augmented Generation (RAG), ChromaDB, Amazon Titan Embeddings, Semantic Search, Prompt Engineering, Vector Databases, Model Context Protocol (MCP), AI Evaluation (AI Evals)</w:t>
+              <w:rPr>
+                <w:sz w:val="17"/>
+                <w:szCs w:val="17"/>
+              </w:rPr>
+            </w:pPr>
+            <w:r>
+              <w:rPr>
+                <w:sz w:val="17"/>
+                <w:szCs w:val="17"/>
+              </w:rPr>
+              <w:t xml:space="preserve">AWS Bedrock, LangChain, LangGraph, AI Agents, Retrieval-Augmented Generation (RAG), ChromaDB, Amazon Titan Embeddings, Semantic Search, Prompt Engineering, Vector Databases, Model Context Protocol (MCP), AI Evaluation (AI Evals), </w:t>
+            </w:r>
+            <w:r>
+              <w:rPr>
+                <w:sz w:val="17"/>
+                <w:szCs w:val="17"/>
+              </w:rPr>
+              <w:t>Claude Code, Cursor</w:t>
             </w:r>
           </w:p>
           <w:p>
@@ -1682,9 +1731,10 @@
               <w:pStyle w:val="ListParagraph"/>
               <w:numPr>
                 <w:ilvl w:val="0"/>
-                <w:numId w:val="1"/>
+                <w:numId w:val="2"/>
               </w:numPr>
               <w:spacing w:before="0" w:after="40"/>
+              <w:ind w:start="432"/>
               <w:rPr/>
             </w:pPr>
             <w:r>
@@ -1702,9 +1752,10 @@
               <w:pStyle w:val="ListParagraph"/>
               <w:numPr>
                 <w:ilvl w:val="0"/>
-                <w:numId w:val="1"/>
+                <w:numId w:val="2"/>
               </w:numPr>
               <w:spacing w:before="0" w:after="40"/>
+              <w:ind w:start="432"/>
               <w:rPr/>
             </w:pPr>
             <w:r>
@@ -1720,7 +1771,7 @@
           <w:p>
             <w:pPr>
               <w:pStyle w:val="Normal"/>
-              <w:spacing w:before="160" w:after="20"/>
+              <w:spacing w:before="0" w:after="14"/>
               <w:rPr>
                 <w:rFonts w:ascii="Calibri" w:hAnsi="Calibri" w:eastAsia="Calibri" w:cs="Calibri"/>
                 <w:b/>
@@ -1736,6 +1787,31 @@
                 <w:color w:val="1A1A1A"/>
               </w:rPr>
               <w:t>CareerPilot AI</w:t>
+            </w:r>
+          </w:p>
+          <w:p>
+            <w:pPr>
+              <w:pStyle w:val="Normal"/>
+              <w:spacing w:before="0" w:after="14"/>
+              <w:rPr>
+                <w:rFonts w:ascii="Calibri" w:hAnsi="Calibri" w:eastAsia="Calibri" w:cs="Calibri"/>
+                <w:b/>
+                <w:bCs/>
+                <w:color w:val="1A1A1A"/>
+                <w:sz w:val="16"/>
+                <w:szCs w:val="16"/>
+              </w:rPr>
+            </w:pPr>
+            <w:r>
+              <w:rPr>
+                <w:rFonts w:eastAsia="Calibri" w:cs="Calibri" w:ascii="Calibri" w:hAnsi="Calibri"/>
+                <w:b/>
+                <w:bCs/>
+                <w:color w:val="1A1A1A"/>
+                <w:sz w:val="16"/>
+                <w:szCs w:val="16"/>
+              </w:rPr>
+              <w:t>https://careerpilotai.ablackcloudapp.com/</w:t>
             </w:r>
           </w:p>
           <w:p>
@@ -1759,9 +1835,10 @@
               <w:pStyle w:val="ListParagraph"/>
               <w:numPr>
                 <w:ilvl w:val="0"/>
-                <w:numId w:val="1"/>
+                <w:numId w:val="2"/>
               </w:numPr>
               <w:spacing w:before="0" w:after="40"/>
+              <w:ind w:start="432"/>
               <w:rPr/>
             </w:pPr>
             <w:r>
@@ -1779,9 +1856,10 @@
               <w:pStyle w:val="ListParagraph"/>
               <w:numPr>
                 <w:ilvl w:val="0"/>
-                <w:numId w:val="1"/>
+                <w:numId w:val="2"/>
               </w:numPr>
               <w:spacing w:before="0" w:after="40"/>
+              <w:ind w:start="432"/>
               <w:rPr/>
             </w:pPr>
             <w:r>
@@ -1799,9 +1877,10 @@
               <w:pStyle w:val="ListParagraph"/>
               <w:numPr>
                 <w:ilvl w:val="0"/>
-                <w:numId w:val="1"/>
+                <w:numId w:val="2"/>
               </w:numPr>
               <w:spacing w:before="0" w:after="40"/>
+              <w:ind w:start="432"/>
               <w:rPr/>
             </w:pPr>
             <w:r>
@@ -1819,12 +1898,22 @@
               <w:pStyle w:val="ListParagraph"/>
               <w:numPr>
                 <w:ilvl w:val="0"/>
-                <w:numId w:val="1"/>
+                <w:numId w:val="2"/>
               </w:numPr>
               <w:spacing w:before="0" w:after="40"/>
-              <w:rPr/>
-            </w:pPr>
-            <w:r>
+              <w:ind w:start="432"/>
+              <w:rPr>
+                <w:rFonts w:ascii="Calibri" w:hAnsi="Calibri"/>
+                <w:sz w:val="18"/>
+                <w:szCs w:val="18"/>
+              </w:rPr>
+            </w:pPr>
+            <w:r>
+              <w:rPr>
+                <w:rFonts w:ascii="Calibri" w:hAnsi="Calibri"/>
+                <w:sz w:val="18"/>
+                <w:szCs w:val="18"/>
+              </w:rPr>
               <w:t>Designed and implemented an AI evaluation (AI Evals) framework that scores resume quality by evaluating factual consistency, ATS keyword coverage, response relevance, and overall tailoring quality, enabling automated validation of AI-generated resume content.</w:t>
             </w:r>
           </w:p>
@@ -1841,7 +1930,7 @@
                 <w:bCs/>
                 <w:color w:val="1A1A1A"/>
               </w:rPr>
-              <w:t>KubeSentry AI (In Progress)</w:t>
+              <w:t>KubeSentry AI</w:t>
             </w:r>
           </w:p>
           <w:p>
@@ -1885,9 +1974,10 @@
               <w:pStyle w:val="ListParagraph"/>
               <w:numPr>
                 <w:ilvl w:val="0"/>
-                <w:numId w:val="1"/>
+                <w:numId w:val="2"/>
               </w:numPr>
               <w:spacing w:before="0" w:after="40"/>
+              <w:ind w:start="432"/>
               <w:rPr>
                 <w:rFonts w:ascii="Calibri" w:hAnsi="Calibri" w:eastAsia="Calibri" w:cs="Calibri"/>
                 <w:color w:val="1A1A1A"/>
@@ -1910,9 +2000,10 @@
               <w:pStyle w:val="ListParagraph"/>
               <w:numPr>
                 <w:ilvl w:val="0"/>
-                <w:numId w:val="1"/>
+                <w:numId w:val="2"/>
               </w:numPr>
               <w:spacing w:before="0" w:after="40"/>
+              <w:ind w:start="432"/>
               <w:rPr>
                 <w:rFonts w:ascii="Calibri" w:hAnsi="Calibri" w:eastAsia="Calibri" w:cs="Calibri"/>
                 <w:color w:val="1A1A1A"/>
@@ -1935,9 +2026,10 @@
               <w:pStyle w:val="ListParagraph"/>
               <w:numPr>
                 <w:ilvl w:val="0"/>
-                <w:numId w:val="1"/>
+                <w:numId w:val="2"/>
               </w:numPr>
               <w:spacing w:before="0" w:after="40"/>
+              <w:ind w:start="432"/>
               <w:rPr>
                 <w:rFonts w:ascii="Calibri" w:hAnsi="Calibri" w:eastAsia="Calibri" w:cs="Calibri"/>
                 <w:color w:val="1A1A1A"/>
@@ -1960,9 +2052,10 @@
               <w:pStyle w:val="ListParagraph"/>
               <w:numPr>
                 <w:ilvl w:val="0"/>
-                <w:numId w:val="1"/>
+                <w:numId w:val="2"/>
               </w:numPr>
               <w:spacing w:before="0" w:after="40"/>
+              <w:ind w:start="432"/>
               <w:rPr>
                 <w:rFonts w:ascii="Calibri" w:hAnsi="Calibri" w:eastAsia="Calibri" w:cs="Calibri"/>
                 <w:color w:val="1A1A1A"/>
@@ -1985,9 +2078,10 @@
               <w:pStyle w:val="ListParagraph"/>
               <w:numPr>
                 <w:ilvl w:val="0"/>
-                <w:numId w:val="1"/>
+                <w:numId w:val="2"/>
               </w:numPr>
               <w:spacing w:before="0" w:after="40"/>
+              <w:ind w:start="432"/>
               <w:rPr>
                 <w:rFonts w:ascii="Calibri" w:hAnsi="Calibri" w:eastAsia="Calibri" w:cs="Calibri"/>
                 <w:color w:val="1A1A1A"/>
@@ -2185,6 +2279,143 @@
   <w:abstractNum w:abstractNumId="2">
     <w:lvl w:ilvl="0">
       <w:start w:val="1"/>
+      <w:numFmt w:val="bullet"/>
+      <w:lvlText w:val=""/>
+      <w:lvlJc w:val="start"/>
+      <w:pPr>
+        <w:tabs>
+          <w:tab w:val="num" w:pos="0"/>
+        </w:tabs>
+        <w:ind w:start="720" w:hanging="360"/>
+      </w:pPr>
+      <w:rPr>
+        <w:rFonts w:ascii="Wingdings" w:hAnsi="Wingdings" w:cs="Wingdings" w:hint="default"/>
+      </w:rPr>
+    </w:lvl>
+    <w:lvl w:ilvl="1">
+      <w:start w:val="1"/>
+      <w:numFmt w:val="bullet"/>
+      <w:lvlText w:val=""/>
+      <w:lvlJc w:val="start"/>
+      <w:pPr>
+        <w:tabs>
+          <w:tab w:val="num" w:pos="0"/>
+        </w:tabs>
+        <w:ind w:start="1440" w:hanging="360"/>
+      </w:pPr>
+      <w:rPr>
+        <w:rFonts w:ascii="Wingdings 2" w:hAnsi="Wingdings 2" w:cs="Wingdings 2" w:hint="default"/>
+      </w:rPr>
+    </w:lvl>
+    <w:lvl w:ilvl="2">
+      <w:start w:val="1"/>
+      <w:numFmt w:val="bullet"/>
+      <w:lvlText w:val="■"/>
+      <w:lvlJc w:val="start"/>
+      <w:pPr>
+        <w:tabs>
+          <w:tab w:val="num" w:pos="0"/>
+        </w:tabs>
+        <w:ind w:start="2160" w:hanging="360"/>
+      </w:pPr>
+      <w:rPr>
+        <w:rFonts w:ascii="OpenSymbol" w:hAnsi="OpenSymbol" w:cs="OpenSymbol" w:hint="default"/>
+      </w:rPr>
+    </w:lvl>
+    <w:lvl w:ilvl="3">
+      <w:start w:val="1"/>
+      <w:numFmt w:val="bullet"/>
+      <w:lvlText w:val=""/>
+      <w:lvlJc w:val="start"/>
+      <w:pPr>
+        <w:tabs>
+          <w:tab w:val="num" w:pos="0"/>
+        </w:tabs>
+        <w:ind w:start="2880" w:hanging="360"/>
+      </w:pPr>
+      <w:rPr>
+        <w:rFonts w:ascii="Wingdings" w:hAnsi="Wingdings" w:cs="Wingdings" w:hint="default"/>
+      </w:rPr>
+    </w:lvl>
+    <w:lvl w:ilvl="4">
+      <w:start w:val="1"/>
+      <w:numFmt w:val="bullet"/>
+      <w:lvlText w:val=""/>
+      <w:lvlJc w:val="start"/>
+      <w:pPr>
+        <w:tabs>
+          <w:tab w:val="num" w:pos="0"/>
+        </w:tabs>
+        <w:ind w:start="3600" w:hanging="360"/>
+      </w:pPr>
+      <w:rPr>
+        <w:rFonts w:ascii="Wingdings 2" w:hAnsi="Wingdings 2" w:cs="Wingdings 2" w:hint="default"/>
+      </w:rPr>
+    </w:lvl>
+    <w:lvl w:ilvl="5">
+      <w:start w:val="1"/>
+      <w:numFmt w:val="bullet"/>
+      <w:lvlText w:val="■"/>
+      <w:lvlJc w:val="start"/>
+      <w:pPr>
+        <w:tabs>
+          <w:tab w:val="num" w:pos="0"/>
+        </w:tabs>
+        <w:ind w:start="4320" w:hanging="360"/>
+      </w:pPr>
+      <w:rPr>
+        <w:rFonts w:ascii="OpenSymbol" w:hAnsi="OpenSymbol" w:cs="OpenSymbol" w:hint="default"/>
+      </w:rPr>
+    </w:lvl>
+    <w:lvl w:ilvl="6">
+      <w:start w:val="1"/>
+      <w:numFmt w:val="bullet"/>
+      <w:lvlText w:val=""/>
+      <w:lvlJc w:val="start"/>
+      <w:pPr>
+        <w:tabs>
+          <w:tab w:val="num" w:pos="0"/>
+        </w:tabs>
+        <w:ind w:start="5040" w:hanging="360"/>
+      </w:pPr>
+      <w:rPr>
+        <w:rFonts w:ascii="Wingdings" w:hAnsi="Wingdings" w:cs="Wingdings" w:hint="default"/>
+      </w:rPr>
+    </w:lvl>
+    <w:lvl w:ilvl="7">
+      <w:start w:val="1"/>
+      <w:numFmt w:val="bullet"/>
+      <w:lvlText w:val=""/>
+      <w:lvlJc w:val="start"/>
+      <w:pPr>
+        <w:tabs>
+          <w:tab w:val="num" w:pos="0"/>
+        </w:tabs>
+        <w:ind w:start="5760" w:hanging="360"/>
+      </w:pPr>
+      <w:rPr>
+        <w:rFonts w:ascii="Wingdings" w:hAnsi="Wingdings" w:cs="Wingdings" w:hint="default"/>
+      </w:rPr>
+    </w:lvl>
+    <w:lvl w:ilvl="8">
+      <w:start w:val="1"/>
+      <w:numFmt w:val="bullet"/>
+      <w:lvlText w:val=""/>
+      <w:lvlJc w:val="start"/>
+      <w:pPr>
+        <w:tabs>
+          <w:tab w:val="num" w:pos="0"/>
+        </w:tabs>
+        <w:ind w:start="6480" w:hanging="360"/>
+      </w:pPr>
+      <w:rPr>
+        <w:rFonts w:ascii="Wingdings" w:hAnsi="Wingdings" w:cs="Wingdings" w:hint="default"/>
+      </w:rPr>
+    </w:lvl>
+  </w:abstractNum>
+  <w:abstractNum w:abstractNumId="3">
+    <w:lvl w:ilvl="0">
+      <w:start w:val="1"/>
       <w:numFmt w:val="none"/>
       <w:suff w:val="nothing"/>
       <w:lvlText w:val=""/>
@@ -2308,7 +2539,10 @@
     <w:abstractNumId w:val="2"/>
   </w:num>
   <w:num w:numId="3">
-    <w:abstractNumId w:val="1"/>
+    <w:abstractNumId w:val="3"/>
+  </w:num>
+  <w:num w:numId="4">
+    <w:abstractNumId w:val="2"/>
     <w:lvlOverride w:ilvl="0">
       <w:startOverride w:val="1"/>
     </w:lvlOverride>
@@ -2714,6 +2948,7 @@
     <w:qFormat/>
     <w:pPr>
       <w:widowControl/>
+      <w:suppressAutoHyphens w:val="true"/>
       <w:bidi w:val="0"/>
       <w:spacing w:before="0" w:after="0"/>
       <w:jc w:val="start"/>
@@ -2733,6 +2968,7 @@
     <w:qFormat/>
     <w:pPr>
       <w:widowControl/>
+      <w:suppressAutoHyphens w:val="true"/>
       <w:bidi w:val="0"/>
       <w:spacing w:before="0" w:after="0"/>
       <w:jc w:val="start"/>
@@ -2755,6 +2991,7 @@
     <w:qFormat/>
     <w:pPr>
       <w:widowControl/>
+      <w:suppressAutoHyphens w:val="true"/>
       <w:bidi w:val="0"/>
       <w:spacing w:before="0" w:after="0"/>
       <w:jc w:val="start"/>
@@ -2777,6 +3014,7 @@
     <w:qFormat/>
     <w:pPr>
       <w:widowControl/>
+      <w:suppressAutoHyphens w:val="true"/>
       <w:bidi w:val="0"/>
       <w:spacing w:before="0" w:after="0"/>
       <w:jc w:val="start"/>
@@ -2799,6 +3037,7 @@
     <w:qFormat/>
     <w:pPr>
       <w:widowControl/>
+      <w:suppressAutoHyphens w:val="true"/>
       <w:bidi w:val="0"/>
       <w:spacing w:before="0" w:after="0"/>
       <w:jc w:val="start"/>
@@ -2823,6 +3062,7 @@
     <w:qFormat/>
     <w:pPr>
       <w:widowControl/>
+      <w:suppressAutoHyphens w:val="true"/>
       <w:bidi w:val="0"/>
       <w:spacing w:before="0" w:after="0"/>
       <w:jc w:val="start"/>
@@ -2845,6 +3085,7 @@
     <w:qFormat/>
     <w:pPr>
       <w:widowControl/>
+      <w:suppressAutoHyphens w:val="true"/>
       <w:bidi w:val="0"/>
       <w:spacing w:before="0" w:after="0"/>
       <w:jc w:val="start"/>
@@ -2876,11 +3117,18 @@
       <w:u w:val="single"/>
     </w:rPr>
   </w:style>
-  <w:style w:type="character" w:styleId="FootnoteCharacters">
-    <w:name w:val="Footnote Characters"/>
+  <w:style w:type="character" w:styleId="FootnoteCharactersuser">
+    <w:name w:val="Footnote Characters (user)"/>
     <w:uiPriority w:val="99"/>
     <w:semiHidden/>
     <w:unhideWhenUsed/>
+    <w:qFormat/>
+    <w:rPr>
+      <w:vertAlign w:val="superscript"/>
+    </w:rPr>
+  </w:style>
+  <w:style w:type="character" w:styleId="FootnoteCharacters">
+    <w:name w:val="Footnote Characters"/>
     <w:qFormat/>
     <w:rPr>
       <w:vertAlign w:val="superscript"/>
@@ -2904,11 +3152,18 @@
       <w:szCs w:val="20"/>
     </w:rPr>
   </w:style>
-  <w:style w:type="character" w:styleId="EndnoteCharacters">
-    <w:name w:val="Endnote Characters"/>
+  <w:style w:type="character" w:styleId="EndnoteCharactersuser">
+    <w:name w:val="Endnote Characters (user)"/>
     <w:uiPriority w:val="99"/>
     <w:semiHidden/>
     <w:unhideWhenUsed/>
+    <w:qFormat/>
+    <w:rPr>
+      <w:vertAlign w:val="superscript"/>
+    </w:rPr>
+  </w:style>
+  <w:style w:type="character" w:styleId="EndnoteCharacters">
+    <w:name w:val="Endnote Characters"/>
     <w:qFormat/>
     <w:rPr>
       <w:vertAlign w:val="superscript"/>
@@ -2932,8 +3187,8 @@
       <w:szCs w:val="20"/>
     </w:rPr>
   </w:style>
-  <w:style w:type="character" w:styleId="Bullets">
-    <w:name w:val="Bullets"/>
+  <w:style w:type="character" w:styleId="Bulletsuser">
+    <w:name w:val="Bullets (user)"/>
     <w:qFormat/>
     <w:rPr>
       <w:rFonts w:ascii="OpenSymbol" w:hAnsi="OpenSymbol" w:eastAsia="OpenSymbol" w:cs="OpenSymbol"/>
@@ -3011,6 +3266,7 @@
     <w:qFormat/>
     <w:pPr>
       <w:widowControl/>
+      <w:suppressAutoHyphens w:val="true"/>
       <w:bidi w:val="0"/>
       <w:spacing w:before="0" w:after="0"/>
       <w:jc w:val="start"/>
@@ -3029,6 +3285,7 @@
     <w:qFormat/>
     <w:pPr>
       <w:widowControl/>
+      <w:suppressAutoHyphens w:val="true"/>
       <w:bidi w:val="0"/>
       <w:spacing w:before="0" w:after="0"/>
       <w:jc w:val="start"/>
@@ -3049,6 +3306,7 @@
     <w:qFormat/>
     <w:pPr>
       <w:widowControl/>
+      <w:suppressAutoHyphens w:val="true"/>
       <w:bidi w:val="0"/>
       <w:spacing w:before="0" w:after="0"/>
       <w:jc w:val="start"/>
@@ -3070,6 +3328,7 @@
     <w:unhideWhenUsed/>
     <w:pPr>
       <w:widowControl/>
+      <w:suppressAutoHyphens w:val="true"/>
       <w:bidi w:val="0"/>
       <w:spacing w:before="0" w:after="0"/>
       <w:jc w:val="start"/>
@@ -3091,6 +3350,7 @@
     <w:unhideWhenUsed/>
     <w:pPr>
       <w:widowControl/>
+      <w:suppressAutoHyphens w:val="true"/>
       <w:bidi w:val="0"/>
       <w:spacing w:before="0" w:after="0"/>
       <w:jc w:val="start"/>
